--- a/Coding 1 - year/Unit 6 - Debugging and Documentation/Daily Lesson Plans/Word/Day 126.docx
+++ b/Coding 1 - year/Unit 6 - Debugging and Documentation/Daily Lesson Plans/Word/Day 126.docx
@@ -50,12 +50,15 @@
               </w:rPr>
               <w:t xml:space="preserve">Coding I — Full Year</w:t>
             </w:r>
-          </w:p>
-          <w:p>
-            <w:pPr>
-              <w:spacing w:before="40"/>
-              <w:jc w:val="center"/>
-            </w:pPr>
+            <w:r>
+              <w:rPr>
+                <w:rFonts w:ascii="Arial" w:cs="Arial" w:eastAsia="Arial" w:hAnsi="Arial"/>
+                <w:sz w:val="16"/>
+                <w:szCs w:val="16"/>
+              </w:rPr>
+              <w:br/>
+              <w:t xml:space="preserve"/>
+            </w:r>
             <w:r>
               <w:rPr>
                 <w:rFonts w:ascii="Arial" w:cs="Arial" w:eastAsia="Arial" w:hAnsi="Arial"/>
@@ -83,7 +86,7 @@
           <w:rFonts w:ascii="Arial" w:cs="Arial" w:eastAsia="Arial" w:hAnsi="Arial"/>
           <w:b/>
           <w:bCs/>
-          <w:color w:val="1F3864"/>
+          <w:color w:val="2B5797"/>
           <w:sz w:val="32"/>
           <w:szCs w:val="32"/>
         </w:rPr>
@@ -261,9 +264,9 @@
               <w:right w:val="single" w:color="CCCCCC" w:sz="1"/>
             </w:tcBorders>
             <w:tcMar>
-              <w:top w:type="dxa" w:w="60"/>
+              <w:top w:type="dxa" w:w="80"/>
               <w:left w:type="dxa" w:w="120"/>
-              <w:bottom w:type="dxa" w:w="60"/>
+              <w:bottom w:type="dxa" w:w="80"/>
               <w:right w:type="dxa" w:w="120"/>
             </w:tcMar>
           </w:tcPr>
@@ -290,20 +293,213 @@
               <w:right w:val="single" w:color="CCCCCC" w:sz="1"/>
             </w:tcBorders>
             <w:tcMar>
-              <w:top w:type="dxa" w:w="60"/>
+              <w:top w:type="dxa" w:w="80"/>
               <w:left w:type="dxa" w:w="120"/>
-              <w:bottom w:type="dxa" w:w="60"/>
+              <w:bottom w:type="dxa" w:w="80"/>
               <w:right w:type="dxa" w:w="120"/>
             </w:tcMar>
           </w:tcPr>
           <w:p>
-            <w:r>
-              <w:rPr>
-                <w:rFonts w:ascii="Arial" w:cs="Arial" w:eastAsia="Arial" w:hAnsi="Arial"/>
-                <w:sz w:val="20"/>
-                <w:szCs w:val="20"/>
+            <w:pPr>
+              <w:spacing w:after="80" w:before="80"/>
+            </w:pPr>
+            <w:r>
+              <w:rPr>
+                <w:rFonts w:ascii="Arial" w:cs="Arial" w:eastAsia="Arial" w:hAnsi="Arial"/>
+                <w:b/>
+                <w:bCs/>
+                <w:i w:val="false"/>
+                <w:iCs w:val="false"/>
+                <w:color w:val="000000"/>
+                <w:sz w:val="22"/>
+                <w:szCs w:val="22"/>
               </w:rPr>
               <w:t xml:space="preserve">Bell Ringer / Review</w:t>
+            </w:r>
+            <w:r>
+              <w:rPr>
+                <w:rFonts w:ascii="Arial" w:cs="Arial" w:eastAsia="Arial" w:hAnsi="Arial"/>
+                <w:sz w:val="20"/>
+                <w:szCs w:val="20"/>
+              </w:rPr>
+              <w:br/>
+              <w:t xml:space="preserve"/>
+            </w:r>
+            <w:r>
+              <w:rPr>
+                <w:rFonts w:ascii="Arial" w:cs="Arial" w:eastAsia="Arial" w:hAnsi="Arial"/>
+                <w:sz w:val="20"/>
+                <w:szCs w:val="20"/>
+              </w:rPr>
+              <w:br/>
+              <w:t xml:space="preserve"/>
+            </w:r>
+            <w:r>
+              <w:rPr>
+                <w:rFonts w:ascii="Arial" w:cs="Arial" w:eastAsia="Arial" w:hAnsi="Arial"/>
+                <w:b/>
+                <w:bCs/>
+                <w:i w:val="false"/>
+                <w:iCs w:val="false"/>
+                <w:color w:val="000000"/>
+                <w:sz w:val="20"/>
+                <w:szCs w:val="20"/>
+              </w:rPr>
+              <w:t xml:space="preserve">Quick Write </w:t>
+            </w:r>
+            <w:r>
+              <w:rPr>
+                <w:rFonts w:ascii="Arial" w:cs="Arial" w:eastAsia="Arial" w:hAnsi="Arial"/>
+                <w:b w:val="false"/>
+                <w:bCs w:val="false"/>
+                <w:i w:val="false"/>
+                <w:iCs w:val="false"/>
+                <w:color w:val="000000"/>
+                <w:sz w:val="20"/>
+                <w:szCs w:val="20"/>
+              </w:rPr>
+              <w:t xml:space="preserve">(3 min — written or verbal):</w:t>
+            </w:r>
+            <w:r>
+              <w:rPr>
+                <w:rFonts w:ascii="Arial" w:cs="Arial" w:eastAsia="Arial" w:hAnsi="Arial"/>
+                <w:sz w:val="20"/>
+                <w:szCs w:val="20"/>
+              </w:rPr>
+              <w:br/>
+              <w:t xml:space="preserve"/>
+            </w:r>
+            <w:r>
+              <w:rPr>
+                <w:rFonts w:ascii="Arial" w:cs="Arial" w:eastAsia="Arial" w:hAnsi="Arial"/>
+                <w:b w:val="false"/>
+                <w:bCs w:val="false"/>
+                <w:i w:val="false"/>
+                <w:iCs w:val="false"/>
+                <w:color w:val="000000"/>
+                <w:sz w:val="20"/>
+                <w:szCs w:val="20"/>
+              </w:rPr>
+              <w:t xml:space="preserve">    What do you already know about how to use print() statements strategically to debug programs?</w:t>
+            </w:r>
+            <w:r>
+              <w:rPr>
+                <w:rFonts w:ascii="Arial" w:cs="Arial" w:eastAsia="Arial" w:hAnsi="Arial"/>
+                <w:sz w:val="20"/>
+                <w:szCs w:val="20"/>
+              </w:rPr>
+              <w:br/>
+              <w:t xml:space="preserve"/>
+            </w:r>
+            <w:r>
+              <w:rPr>
+                <w:rFonts w:ascii="Arial" w:cs="Arial" w:eastAsia="Arial" w:hAnsi="Arial"/>
+                <w:sz w:val="20"/>
+                <w:szCs w:val="20"/>
+              </w:rPr>
+              <w:br/>
+              <w:t xml:space="preserve"/>
+            </w:r>
+            <w:r>
+              <w:rPr>
+                <w:rFonts w:ascii="Arial" w:cs="Arial" w:eastAsia="Arial" w:hAnsi="Arial"/>
+                <w:b/>
+                <w:bCs/>
+                <w:i w:val="false"/>
+                <w:iCs w:val="false"/>
+                <w:color w:val="000000"/>
+                <w:sz w:val="20"/>
+                <w:szCs w:val="20"/>
+              </w:rPr>
+              <w:t xml:space="preserve">Vocabulary Preview — </w:t>
+            </w:r>
+            <w:r>
+              <w:rPr>
+                <w:rFonts w:ascii="Arial" w:cs="Arial" w:eastAsia="Arial" w:hAnsi="Arial"/>
+                <w:b w:val="false"/>
+                <w:bCs w:val="false"/>
+                <w:i w:val="false"/>
+                <w:iCs w:val="false"/>
+                <w:color w:val="000000"/>
+                <w:sz w:val="20"/>
+                <w:szCs w:val="20"/>
+              </w:rPr>
+              <w:t xml:space="preserve">terms we'll use today:</w:t>
+            </w:r>
+            <w:r>
+              <w:rPr>
+                <w:rFonts w:ascii="Arial" w:cs="Arial" w:eastAsia="Arial" w:hAnsi="Arial"/>
+                <w:sz w:val="20"/>
+                <w:szCs w:val="20"/>
+              </w:rPr>
+              <w:br/>
+              <w:t xml:space="preserve"/>
+            </w:r>
+            <w:r>
+              <w:rPr>
+                <w:rFonts w:ascii="Arial" w:cs="Arial" w:eastAsia="Arial" w:hAnsi="Arial"/>
+                <w:b w:val="false"/>
+                <w:bCs w:val="false"/>
+                <w:i w:val="false"/>
+                <w:iCs w:val="false"/>
+                <w:color w:val="000000"/>
+                <w:sz w:val="20"/>
+                <w:szCs w:val="20"/>
+              </w:rPr>
+              <w:t xml:space="preserve">    • Print debugging   •   Loop iteration counts and values</w:t>
+            </w:r>
+            <w:r>
+              <w:rPr>
+                <w:rFonts w:ascii="Arial" w:cs="Arial" w:eastAsia="Arial" w:hAnsi="Arial"/>
+                <w:sz w:val="20"/>
+                <w:szCs w:val="20"/>
+              </w:rPr>
+              <w:br/>
+              <w:t xml:space="preserve"/>
+            </w:r>
+            <w:r>
+              <w:rPr>
+                <w:rFonts w:ascii="Arial" w:cs="Arial" w:eastAsia="Arial" w:hAnsi="Arial"/>
+                <w:sz w:val="20"/>
+                <w:szCs w:val="20"/>
+              </w:rPr>
+              <w:br/>
+              <w:t xml:space="preserve"/>
+            </w:r>
+            <w:r>
+              <w:rPr>
+                <w:rFonts w:ascii="Arial" w:cs="Arial" w:eastAsia="Arial" w:hAnsi="Arial"/>
+                <w:b w:val="false"/>
+                <w:bCs w:val="false"/>
+                <w:i/>
+                <w:iCs/>
+                <w:color w:val="444444"/>
+                <w:sz w:val="20"/>
+                <w:szCs w:val="20"/>
+              </w:rPr>
+              <w:t xml:space="preserve">Today's Goal: By the end of class you will be able to use print() statements strategically to debug programs.</w:t>
+            </w:r>
+            <w:r>
+              <w:rPr>
+                <w:rFonts w:ascii="Arial" w:cs="Arial" w:eastAsia="Arial" w:hAnsi="Arial"/>
+                <w:sz w:val="20"/>
+                <w:szCs w:val="20"/>
+              </w:rPr>
+              <w:br/>
+              <w:t xml:space="preserve"/>
+            </w:r>
+            <w:r>
+              <w:rPr>
+                <w:rFonts w:ascii="Arial" w:cs="Arial" w:eastAsia="Arial" w:hAnsi="Arial"/>
+                <w:b w:val="false"/>
+                <w:bCs w:val="false"/>
+                <w:i/>
+                <w:iCs/>
+                <w:color w:val="555555"/>
+                <w:sz w:val="20"/>
+                <w:szCs w:val="20"/>
+              </w:rPr>
+              <w:t xml:space="preserve">→ Pair-share your response, then 2–3 students share with the class.</w:t>
             </w:r>
           </w:p>
         </w:tc>
@@ -319,9 +515,9 @@
               <w:right w:val="single" w:color="CCCCCC" w:sz="1"/>
             </w:tcBorders>
             <w:tcMar>
-              <w:top w:type="dxa" w:w="60"/>
+              <w:top w:type="dxa" w:w="80"/>
               <w:left w:type="dxa" w:w="120"/>
-              <w:bottom w:type="dxa" w:w="60"/>
+              <w:bottom w:type="dxa" w:w="80"/>
               <w:right w:type="dxa" w:w="120"/>
             </w:tcMar>
           </w:tcPr>
@@ -348,20 +544,380 @@
               <w:right w:val="single" w:color="CCCCCC" w:sz="1"/>
             </w:tcBorders>
             <w:tcMar>
-              <w:top w:type="dxa" w:w="60"/>
+              <w:top w:type="dxa" w:w="80"/>
               <w:left w:type="dxa" w:w="120"/>
-              <w:bottom w:type="dxa" w:w="60"/>
+              <w:bottom w:type="dxa" w:w="80"/>
               <w:right w:type="dxa" w:w="120"/>
             </w:tcMar>
           </w:tcPr>
           <w:p>
-            <w:r>
-              <w:rPr>
-                <w:rFonts w:ascii="Arial" w:cs="Arial" w:eastAsia="Arial" w:hAnsi="Arial"/>
-                <w:sz w:val="20"/>
-                <w:szCs w:val="20"/>
-              </w:rPr>
-              <w:t xml:space="preserve">Mini Lesson: Print Debugging</w:t>
+            <w:pPr>
+              <w:spacing w:after="80" w:before="80"/>
+            </w:pPr>
+            <w:r>
+              <w:rPr>
+                <w:rFonts w:ascii="Arial" w:cs="Arial" w:eastAsia="Arial" w:hAnsi="Arial"/>
+                <w:b/>
+                <w:bCs/>
+                <w:i w:val="false"/>
+                <w:iCs w:val="false"/>
+                <w:color w:val="000000"/>
+                <w:sz w:val="22"/>
+                <w:szCs w:val="22"/>
+              </w:rPr>
+              <w:t xml:space="preserve">Mini Lesson: </w:t>
+            </w:r>
+            <w:r>
+              <w:rPr>
+                <w:rFonts w:ascii="Arial" w:cs="Arial" w:eastAsia="Arial" w:hAnsi="Arial"/>
+                <w:b w:val="false"/>
+                <w:bCs w:val="false"/>
+                <w:i w:val="false"/>
+                <w:iCs w:val="false"/>
+                <w:color w:val="000000"/>
+                <w:sz w:val="22"/>
+                <w:szCs w:val="22"/>
+              </w:rPr>
+              <w:t xml:space="preserve">Print Debugging</w:t>
+            </w:r>
+            <w:r>
+              <w:rPr>
+                <w:rFonts w:ascii="Arial" w:cs="Arial" w:eastAsia="Arial" w:hAnsi="Arial"/>
+                <w:sz w:val="20"/>
+                <w:szCs w:val="20"/>
+              </w:rPr>
+              <w:br/>
+              <w:t xml:space="preserve"/>
+            </w:r>
+            <w:r>
+              <w:rPr>
+                <w:rFonts w:ascii="Arial" w:cs="Arial" w:eastAsia="Arial" w:hAnsi="Arial"/>
+                <w:sz w:val="20"/>
+                <w:szCs w:val="20"/>
+              </w:rPr>
+              <w:br/>
+              <w:t xml:space="preserve"/>
+            </w:r>
+            <w:r>
+              <w:rPr>
+                <w:rFonts w:ascii="Arial" w:cs="Arial" w:eastAsia="Arial" w:hAnsi="Arial"/>
+                <w:b/>
+                <w:bCs/>
+                <w:i/>
+                <w:iCs/>
+                <w:color w:val="000000"/>
+                <w:sz w:val="20"/>
+                <w:szCs w:val="20"/>
+              </w:rPr>
+              <w:t xml:space="preserve">Learning Target: </w:t>
+            </w:r>
+            <w:r>
+              <w:rPr>
+                <w:rFonts w:ascii="Arial" w:cs="Arial" w:eastAsia="Arial" w:hAnsi="Arial"/>
+                <w:b w:val="false"/>
+                <w:bCs w:val="false"/>
+                <w:i/>
+                <w:iCs/>
+                <w:color w:val="333333"/>
+                <w:sz w:val="20"/>
+                <w:szCs w:val="20"/>
+              </w:rPr>
+              <w:t xml:space="preserve">I can use print() statements strategically to debug programs.</w:t>
+            </w:r>
+            <w:r>
+              <w:rPr>
+                <w:rFonts w:ascii="Arial" w:cs="Arial" w:eastAsia="Arial" w:hAnsi="Arial"/>
+                <w:sz w:val="20"/>
+                <w:szCs w:val="20"/>
+              </w:rPr>
+              <w:br/>
+              <w:t xml:space="preserve"/>
+            </w:r>
+            <w:r>
+              <w:rPr>
+                <w:rFonts w:ascii="Arial" w:cs="Arial" w:eastAsia="Arial" w:hAnsi="Arial"/>
+                <w:sz w:val="20"/>
+                <w:szCs w:val="20"/>
+              </w:rPr>
+              <w:br/>
+              <w:t xml:space="preserve"/>
+            </w:r>
+            <w:r>
+              <w:rPr>
+                <w:rFonts w:ascii="Arial" w:cs="Arial" w:eastAsia="Arial" w:hAnsi="Arial"/>
+                <w:b w:val="false"/>
+                <w:bCs w:val="false"/>
+                <w:i w:val="false"/>
+                <w:iCs w:val="false"/>
+                <w:color w:val="000000"/>
+                <w:sz w:val="20"/>
+                <w:szCs w:val="20"/>
+              </w:rPr>
+              <w:t xml:space="preserve">Print debugging is one of the most powerful tools you have. The idea is simple: add print statements to trace what your program is doing at each step. By printing out variable values, you can see where things go wrong.</w:t>
+            </w:r>
+            <w:r>
+              <w:rPr>
+                <w:rFonts w:ascii="Arial" w:cs="Arial" w:eastAsia="Arial" w:hAnsi="Arial"/>
+                <w:sz w:val="20"/>
+                <w:szCs w:val="20"/>
+              </w:rPr>
+              <w:br/>
+              <w:t xml:space="preserve"/>
+            </w:r>
+            <w:r>
+              <w:rPr>
+                <w:rFonts w:ascii="Arial" w:cs="Arial" w:eastAsia="Arial" w:hAnsi="Arial"/>
+                <w:b w:val="false"/>
+                <w:bCs w:val="false"/>
+                <w:i w:val="false"/>
+                <w:iCs w:val="false"/>
+                <w:color w:val="000000"/>
+                <w:sz w:val="20"/>
+                <w:szCs w:val="20"/>
+              </w:rPr>
+              <w:t xml:space="preserve">Good debugging print statements show:</w:t>
+            </w:r>
+            <w:r>
+              <w:rPr>
+                <w:rFonts w:ascii="Arial" w:cs="Arial" w:eastAsia="Arial" w:hAnsi="Arial"/>
+                <w:sz w:val="20"/>
+                <w:szCs w:val="20"/>
+              </w:rPr>
+              <w:br/>
+              <w:t xml:space="preserve"/>
+            </w:r>
+            <w:r>
+              <w:rPr>
+                <w:rFonts w:ascii="Arial" w:cs="Arial" w:eastAsia="Arial" w:hAnsi="Arial"/>
+                <w:sz w:val="20"/>
+                <w:szCs w:val="20"/>
+              </w:rPr>
+              <w:br/>
+              <w:t xml:space="preserve"/>
+            </w:r>
+            <w:r>
+              <w:rPr>
+                <w:rFonts w:ascii="Arial" w:cs="Arial" w:eastAsia="Arial" w:hAnsi="Arial"/>
+                <w:b/>
+                <w:bCs/>
+                <w:i w:val="false"/>
+                <w:iCs w:val="false"/>
+                <w:color w:val="000000"/>
+                <w:sz w:val="20"/>
+                <w:szCs w:val="20"/>
+              </w:rPr>
+              <w:t xml:space="preserve">Key Concepts:</w:t>
+            </w:r>
+            <w:r>
+              <w:rPr>
+                <w:rFonts w:ascii="Arial" w:cs="Arial" w:eastAsia="Arial" w:hAnsi="Arial"/>
+                <w:sz w:val="20"/>
+                <w:szCs w:val="20"/>
+              </w:rPr>
+              <w:br/>
+              <w:t xml:space="preserve"/>
+            </w:r>
+            <w:r>
+              <w:rPr>
+                <w:rFonts w:ascii="Arial" w:cs="Arial" w:eastAsia="Arial" w:hAnsi="Arial"/>
+                <w:b w:val="false"/>
+                <w:bCs w:val="false"/>
+                <w:i w:val="false"/>
+                <w:iCs w:val="false"/>
+                <w:color w:val="000000"/>
+                <w:sz w:val="20"/>
+                <w:szCs w:val="20"/>
+              </w:rPr>
+              <w:t xml:space="preserve">    • What variables contain at key points — their values at critical moments</w:t>
+            </w:r>
+            <w:r>
+              <w:rPr>
+                <w:rFonts w:ascii="Arial" w:cs="Arial" w:eastAsia="Arial" w:hAnsi="Arial"/>
+                <w:sz w:val="20"/>
+                <w:szCs w:val="20"/>
+              </w:rPr>
+              <w:br/>
+              <w:t xml:space="preserve"/>
+            </w:r>
+            <w:r>
+              <w:rPr>
+                <w:rFonts w:ascii="Arial" w:cs="Arial" w:eastAsia="Arial" w:hAnsi="Arial"/>
+                <w:b w:val="false"/>
+                <w:bCs w:val="false"/>
+                <w:i w:val="false"/>
+                <w:iCs w:val="false"/>
+                <w:color w:val="000000"/>
+                <w:sz w:val="20"/>
+                <w:szCs w:val="20"/>
+              </w:rPr>
+              <w:t xml:space="preserve">    • Whether conditions are true or false — so you know which branch executes</w:t>
+            </w:r>
+            <w:r>
+              <w:rPr>
+                <w:rFonts w:ascii="Arial" w:cs="Arial" w:eastAsia="Arial" w:hAnsi="Arial"/>
+                <w:sz w:val="20"/>
+                <w:szCs w:val="20"/>
+              </w:rPr>
+              <w:br/>
+              <w:t xml:space="preserve"/>
+            </w:r>
+            <w:r>
+              <w:rPr>
+                <w:rFonts w:ascii="Arial" w:cs="Arial" w:eastAsia="Arial" w:hAnsi="Arial"/>
+                <w:b w:val="false"/>
+                <w:bCs w:val="false"/>
+                <w:i w:val="false"/>
+                <w:iCs w:val="false"/>
+                <w:color w:val="000000"/>
+                <w:sz w:val="20"/>
+                <w:szCs w:val="20"/>
+              </w:rPr>
+              <w:t xml:space="preserve">    • Which branch of an if/elif/else block is executing — to trace control flow</w:t>
+            </w:r>
+            <w:r>
+              <w:rPr>
+                <w:rFonts w:ascii="Arial" w:cs="Arial" w:eastAsia="Arial" w:hAnsi="Arial"/>
+                <w:sz w:val="20"/>
+                <w:szCs w:val="20"/>
+              </w:rPr>
+              <w:br/>
+              <w:t xml:space="preserve"/>
+            </w:r>
+            <w:r>
+              <w:rPr>
+                <w:rFonts w:ascii="Arial" w:cs="Arial" w:eastAsia="Arial" w:hAnsi="Arial"/>
+                <w:b w:val="false"/>
+                <w:bCs w:val="false"/>
+                <w:i w:val="false"/>
+                <w:iCs w:val="false"/>
+                <w:color w:val="000000"/>
+                <w:sz w:val="20"/>
+                <w:szCs w:val="20"/>
+              </w:rPr>
+              <w:t xml:space="preserve">    • Loop iteration counts and values — to find off-by-one errors or missing data</w:t>
+            </w:r>
+            <w:r>
+              <w:rPr>
+                <w:rFonts w:ascii="Arial" w:cs="Arial" w:eastAsia="Arial" w:hAnsi="Arial"/>
+                <w:sz w:val="20"/>
+                <w:szCs w:val="20"/>
+              </w:rPr>
+              <w:br/>
+              <w:t xml:space="preserve"/>
+            </w:r>
+            <w:r>
+              <w:rPr>
+                <w:rFonts w:ascii="Arial" w:cs="Arial" w:eastAsia="Arial" w:hAnsi="Arial"/>
+                <w:sz w:val="20"/>
+                <w:szCs w:val="20"/>
+              </w:rPr>
+              <w:br/>
+              <w:t xml:space="preserve"/>
+            </w:r>
+            <w:r>
+              <w:rPr>
+                <w:rFonts w:ascii="Arial" w:cs="Arial" w:eastAsia="Arial" w:hAnsi="Arial"/>
+                <w:b/>
+                <w:bCs/>
+                <w:i w:val="false"/>
+                <w:iCs w:val="false"/>
+                <w:color w:val="000000"/>
+                <w:sz w:val="20"/>
+                <w:szCs w:val="20"/>
+              </w:rPr>
+              <w:t xml:space="preserve">Vocabulary: </w:t>
+            </w:r>
+            <w:r>
+              <w:rPr>
+                <w:rFonts w:ascii="Arial" w:cs="Arial" w:eastAsia="Arial" w:hAnsi="Arial"/>
+                <w:b w:val="false"/>
+                <w:bCs w:val="false"/>
+                <w:i w:val="false"/>
+                <w:iCs w:val="false"/>
+                <w:color w:val="000000"/>
+                <w:sz w:val="20"/>
+                <w:szCs w:val="20"/>
+              </w:rPr>
+              <w:t xml:space="preserve">Print debugging, Loop iteration counts and values</w:t>
+            </w:r>
+            <w:r>
+              <w:rPr>
+                <w:rFonts w:ascii="Arial" w:cs="Arial" w:eastAsia="Arial" w:hAnsi="Arial"/>
+                <w:sz w:val="20"/>
+                <w:szCs w:val="20"/>
+              </w:rPr>
+              <w:br/>
+              <w:t xml:space="preserve"/>
+            </w:r>
+            <w:r>
+              <w:rPr>
+                <w:rFonts w:ascii="Arial" w:cs="Arial" w:eastAsia="Arial" w:hAnsi="Arial"/>
+                <w:sz w:val="20"/>
+                <w:szCs w:val="20"/>
+              </w:rPr>
+              <w:br/>
+              <w:t xml:space="preserve"/>
+            </w:r>
+            <w:r>
+              <w:rPr>
+                <w:rFonts w:ascii="Arial" w:cs="Arial" w:eastAsia="Arial" w:hAnsi="Arial"/>
+                <w:b/>
+                <w:bCs/>
+                <w:i/>
+                <w:iCs/>
+                <w:color w:val="555555"/>
+                <w:sz w:val="20"/>
+                <w:szCs w:val="20"/>
+              </w:rPr>
+              <w:t xml:space="preserve">→ Live Demo — </w:t>
+            </w:r>
+            <w:r>
+              <w:rPr>
+                <w:rFonts w:ascii="Arial" w:cs="Arial" w:eastAsia="Arial" w:hAnsi="Arial"/>
+                <w:b w:val="false"/>
+                <w:bCs w:val="false"/>
+                <w:i/>
+                <w:iCs/>
+                <w:color w:val="555555"/>
+                <w:sz w:val="20"/>
+                <w:szCs w:val="20"/>
+              </w:rPr>
+              <w:t xml:space="preserve">type examples as students follow along in their own editor.</w:t>
+            </w:r>
+            <w:r>
+              <w:rPr>
+                <w:rFonts w:ascii="Arial" w:cs="Arial" w:eastAsia="Arial" w:hAnsi="Arial"/>
+                <w:sz w:val="20"/>
+                <w:szCs w:val="20"/>
+              </w:rPr>
+              <w:br/>
+              <w:t xml:space="preserve"/>
+            </w:r>
+            <w:r>
+              <w:rPr>
+                <w:rFonts w:ascii="Arial" w:cs="Arial" w:eastAsia="Arial" w:hAnsi="Arial"/>
+                <w:b/>
+                <w:bCs/>
+                <w:i/>
+                <w:iCs/>
+                <w:color w:val="555555"/>
+                <w:sz w:val="20"/>
+                <w:szCs w:val="20"/>
+              </w:rPr>
+              <w:t xml:space="preserve">→ Check for Understanding: </w:t>
+            </w:r>
+            <w:r>
+              <w:rPr>
+                <w:rFonts w:ascii="Arial" w:cs="Arial" w:eastAsia="Arial" w:hAnsi="Arial"/>
+                <w:b w:val="false"/>
+                <w:bCs w:val="false"/>
+                <w:i/>
+                <w:iCs/>
+                <w:color w:val="555555"/>
+                <w:sz w:val="20"/>
+                <w:szCs w:val="20"/>
+              </w:rPr>
+              <w:t xml:space="preserve">pause and cold-call: “Can someone explain what we just did in their own words?”</w:t>
             </w:r>
           </w:p>
         </w:tc>
@@ -377,9 +933,9 @@
               <w:right w:val="single" w:color="CCCCCC" w:sz="1"/>
             </w:tcBorders>
             <w:tcMar>
-              <w:top w:type="dxa" w:w="60"/>
+              <w:top w:type="dxa" w:w="80"/>
               <w:left w:type="dxa" w:w="120"/>
-              <w:bottom w:type="dxa" w:w="60"/>
+              <w:bottom w:type="dxa" w:w="80"/>
               <w:right w:type="dxa" w:w="120"/>
             </w:tcMar>
           </w:tcPr>
@@ -406,20 +962,90 @@
               <w:right w:val="single" w:color="CCCCCC" w:sz="1"/>
             </w:tcBorders>
             <w:tcMar>
-              <w:top w:type="dxa" w:w="60"/>
+              <w:top w:type="dxa" w:w="80"/>
               <w:left w:type="dxa" w:w="120"/>
-              <w:bottom w:type="dxa" w:w="60"/>
+              <w:bottom w:type="dxa" w:w="80"/>
               <w:right w:type="dxa" w:w="120"/>
             </w:tcMar>
           </w:tcPr>
           <w:p>
-            <w:r>
-              <w:rPr>
-                <w:rFonts w:ascii="Arial" w:cs="Arial" w:eastAsia="Arial" w:hAnsi="Arial"/>
-                <w:sz w:val="20"/>
-                <w:szCs w:val="20"/>
+            <w:pPr>
+              <w:spacing w:after="80" w:before="80"/>
+            </w:pPr>
+            <w:r>
+              <w:rPr>
+                <w:rFonts w:ascii="Arial" w:cs="Arial" w:eastAsia="Arial" w:hAnsi="Arial"/>
+                <w:b/>
+                <w:bCs/>
+                <w:i w:val="false"/>
+                <w:iCs w:val="false"/>
+                <w:color w:val="000000"/>
+                <w:sz w:val="22"/>
+                <w:szCs w:val="22"/>
               </w:rPr>
               <w:t xml:space="preserve">Guided Practice</w:t>
+            </w:r>
+            <w:r>
+              <w:rPr>
+                <w:rFonts w:ascii="Arial" w:cs="Arial" w:eastAsia="Arial" w:hAnsi="Arial"/>
+                <w:sz w:val="20"/>
+                <w:szCs w:val="20"/>
+              </w:rPr>
+              <w:br/>
+              <w:t xml:space="preserve"/>
+            </w:r>
+            <w:r>
+              <w:rPr>
+                <w:rFonts w:ascii="Arial" w:cs="Arial" w:eastAsia="Arial" w:hAnsi="Arial"/>
+                <w:sz w:val="20"/>
+                <w:szCs w:val="20"/>
+              </w:rPr>
+              <w:br/>
+              <w:t xml:space="preserve"/>
+            </w:r>
+            <w:r>
+              <w:rPr>
+                <w:rFonts w:ascii="Arial" w:cs="Arial" w:eastAsia="Arial" w:hAnsi="Arial"/>
+                <w:b w:val="false"/>
+                <w:bCs w:val="false"/>
+                <w:i w:val="false"/>
+                <w:iCs w:val="false"/>
+                <w:color w:val="000000"/>
+                <w:sz w:val="20"/>
+                <w:szCs w:val="20"/>
+              </w:rPr>
+              <w:t xml:space="preserve">A program is supposed to find the sum of all even numbers in a list, but it's giving the wrong answer. Add print statements to debug this code:</w:t>
+            </w:r>
+            <w:r>
+              <w:rPr>
+                <w:rFonts w:ascii="Arial" w:cs="Arial" w:eastAsia="Arial" w:hAnsi="Arial"/>
+                <w:sz w:val="20"/>
+                <w:szCs w:val="20"/>
+              </w:rPr>
+              <w:br/>
+              <w:t xml:space="preserve"/>
+            </w:r>
+            <w:r>
+              <w:rPr>
+                <w:rFonts w:ascii="Arial" w:cs="Arial" w:eastAsia="Arial" w:hAnsi="Arial"/>
+                <w:sz w:val="20"/>
+                <w:szCs w:val="20"/>
+              </w:rPr>
+              <w:br/>
+              <w:t xml:space="preserve"/>
+            </w:r>
+            <w:r>
+              <w:rPr>
+                <w:rFonts w:ascii="Arial" w:cs="Arial" w:eastAsia="Arial" w:hAnsi="Arial"/>
+                <w:b w:val="false"/>
+                <w:bCs w:val="false"/>
+                <w:i/>
+                <w:iCs/>
+                <w:color w:val="555555"/>
+                <w:sz w:val="20"/>
+                <w:szCs w:val="20"/>
+              </w:rPr>
+              <w:t xml:space="preserve">→ Teacher models — students try alongside, then compare results.</w:t>
             </w:r>
           </w:p>
         </w:tc>
@@ -435,9 +1061,9 @@
               <w:right w:val="single" w:color="CCCCCC" w:sz="1"/>
             </w:tcBorders>
             <w:tcMar>
-              <w:top w:type="dxa" w:w="60"/>
+              <w:top w:type="dxa" w:w="80"/>
               <w:left w:type="dxa" w:w="120"/>
-              <w:bottom w:type="dxa" w:w="60"/>
+              <w:bottom w:type="dxa" w:w="80"/>
               <w:right w:type="dxa" w:w="120"/>
             </w:tcMar>
           </w:tcPr>
@@ -450,7 +1076,7 @@
                 <w:sz w:val="20"/>
                 <w:szCs w:val="20"/>
               </w:rPr>
-              <w:t xml:space="preserve">15-20 min</w:t>
+              <w:t xml:space="preserve">15–20 min</w:t>
             </w:r>
           </w:p>
         </w:tc>
@@ -464,20 +1090,164 @@
               <w:right w:val="single" w:color="CCCCCC" w:sz="1"/>
             </w:tcBorders>
             <w:tcMar>
-              <w:top w:type="dxa" w:w="60"/>
+              <w:top w:type="dxa" w:w="80"/>
               <w:left w:type="dxa" w:w="120"/>
-              <w:bottom w:type="dxa" w:w="60"/>
+              <w:bottom w:type="dxa" w:w="80"/>
               <w:right w:type="dxa" w:w="120"/>
             </w:tcMar>
           </w:tcPr>
           <w:p>
-            <w:r>
-              <w:rPr>
-                <w:rFonts w:ascii="Arial" w:cs="Arial" w:eastAsia="Arial" w:hAnsi="Arial"/>
-                <w:sz w:val="20"/>
-                <w:szCs w:val="20"/>
+            <w:pPr>
+              <w:spacing w:after="80" w:before="80"/>
+            </w:pPr>
+            <w:r>
+              <w:rPr>
+                <w:rFonts w:ascii="Arial" w:cs="Arial" w:eastAsia="Arial" w:hAnsi="Arial"/>
+                <w:b/>
+                <w:bCs/>
+                <w:i w:val="false"/>
+                <w:iCs w:val="false"/>
+                <w:color w:val="000000"/>
+                <w:sz w:val="22"/>
+                <w:szCs w:val="22"/>
               </w:rPr>
               <w:t xml:space="preserve">Independent Practice / Code Along</w:t>
+            </w:r>
+            <w:r>
+              <w:rPr>
+                <w:rFonts w:ascii="Arial" w:cs="Arial" w:eastAsia="Arial" w:hAnsi="Arial"/>
+                <w:sz w:val="20"/>
+                <w:szCs w:val="20"/>
+              </w:rPr>
+              <w:br/>
+              <w:t xml:space="preserve"/>
+            </w:r>
+            <w:r>
+              <w:rPr>
+                <w:rFonts w:ascii="Arial" w:cs="Arial" w:eastAsia="Arial" w:hAnsi="Arial"/>
+                <w:b/>
+                <w:bCs/>
+                <w:i w:val="false"/>
+                <w:iCs w:val="false"/>
+                <w:color w:val="000000"/>
+                <w:sz w:val="20"/>
+                <w:szCs w:val="20"/>
+              </w:rPr>
+              <w:t xml:space="preserve">    Beginner: </w:t>
+            </w:r>
+            <w:r>
+              <w:rPr>
+                <w:rFonts w:ascii="Arial" w:cs="Arial" w:eastAsia="Arial" w:hAnsi="Arial"/>
+                <w:b w:val="false"/>
+                <w:bCs w:val="false"/>
+                <w:i w:val="false"/>
+                <w:iCs w:val="false"/>
+                <w:color w:val="000000"/>
+                <w:sz w:val="20"/>
+                <w:szCs w:val="20"/>
+              </w:rPr>
+              <w:t xml:space="preserve">Add print statements to this program to show the value of x at each step:</w:t>
+            </w:r>
+            <w:r>
+              <w:rPr>
+                <w:rFonts w:ascii="Arial" w:cs="Arial" w:eastAsia="Arial" w:hAnsi="Arial"/>
+                <w:sz w:val="20"/>
+                <w:szCs w:val="20"/>
+              </w:rPr>
+              <w:br/>
+              <w:t xml:space="preserve"/>
+            </w:r>
+            <w:r>
+              <w:rPr>
+                <w:rFonts w:ascii="Arial" w:cs="Arial" w:eastAsia="Arial" w:hAnsi="Arial"/>
+                <w:b/>
+                <w:bCs/>
+                <w:i w:val="false"/>
+                <w:iCs w:val="false"/>
+                <w:color w:val="000000"/>
+                <w:sz w:val="20"/>
+                <w:szCs w:val="20"/>
+              </w:rPr>
+              <w:t xml:space="preserve">    Intermediate: </w:t>
+            </w:r>
+            <w:r>
+              <w:rPr>
+                <w:rFonts w:ascii="Arial" w:cs="Arial" w:eastAsia="Arial" w:hAnsi="Arial"/>
+                <w:b w:val="false"/>
+                <w:bCs w:val="false"/>
+                <w:i w:val="false"/>
+                <w:iCs w:val="false"/>
+                <w:color w:val="000000"/>
+                <w:sz w:val="20"/>
+                <w:szCs w:val="20"/>
+              </w:rPr>
+              <w:t xml:space="preserve">Debug this program that calculates factorial by adding strategic print statements. What should the result be for factorial(5)?</w:t>
+            </w:r>
+            <w:r>
+              <w:rPr>
+                <w:rFonts w:ascii="Arial" w:cs="Arial" w:eastAsia="Arial" w:hAnsi="Arial"/>
+                <w:sz w:val="20"/>
+                <w:szCs w:val="20"/>
+              </w:rPr>
+              <w:br/>
+              <w:t xml:space="preserve"/>
+            </w:r>
+            <w:r>
+              <w:rPr>
+                <w:rFonts w:ascii="Arial" w:cs="Arial" w:eastAsia="Arial" w:hAnsi="Arial"/>
+                <w:b/>
+                <w:bCs/>
+                <w:i w:val="false"/>
+                <w:iCs w:val="false"/>
+                <w:color w:val="000000"/>
+                <w:sz w:val="20"/>
+                <w:szCs w:val="20"/>
+              </w:rPr>
+              <w:t xml:space="preserve">    Challenge: </w:t>
+            </w:r>
+            <w:r>
+              <w:rPr>
+                <w:rFonts w:ascii="Arial" w:cs="Arial" w:eastAsia="Arial" w:hAnsi="Arial"/>
+                <w:b w:val="false"/>
+                <w:bCs w:val="false"/>
+                <w:i w:val="false"/>
+                <w:iCs w:val="false"/>
+                <w:color w:val="000000"/>
+                <w:sz w:val="20"/>
+                <w:szCs w:val="20"/>
+              </w:rPr>
+              <w:t xml:space="preserve">A program that checks if a number is prime has a bug. Add print statements to trace the loop, then identify and fix the bug: ---</w:t>
+            </w:r>
+            <w:r>
+              <w:rPr>
+                <w:rFonts w:ascii="Arial" w:cs="Arial" w:eastAsia="Arial" w:hAnsi="Arial"/>
+                <w:sz w:val="20"/>
+                <w:szCs w:val="20"/>
+              </w:rPr>
+              <w:br/>
+              <w:t xml:space="preserve"/>
+            </w:r>
+            <w:r>
+              <w:rPr>
+                <w:rFonts w:ascii="Arial" w:cs="Arial" w:eastAsia="Arial" w:hAnsi="Arial"/>
+                <w:sz w:val="20"/>
+                <w:szCs w:val="20"/>
+              </w:rPr>
+              <w:br/>
+              <w:t xml:space="preserve"/>
+            </w:r>
+            <w:r>
+              <w:rPr>
+                <w:rFonts w:ascii="Arial" w:cs="Arial" w:eastAsia="Arial" w:hAnsi="Arial"/>
+                <w:b w:val="false"/>
+                <w:bCs w:val="false"/>
+                <w:i/>
+                <w:iCs/>
+                <w:color w:val="555555"/>
+                <w:sz w:val="20"/>
+                <w:szCs w:val="20"/>
+              </w:rPr>
+              <w:t xml:space="preserve">→ Teacher circulates — offer hints, check for understanding.</w:t>
             </w:r>
           </w:p>
         </w:tc>
@@ -493,9 +1263,9 @@
               <w:right w:val="single" w:color="CCCCCC" w:sz="1"/>
             </w:tcBorders>
             <w:tcMar>
-              <w:top w:type="dxa" w:w="60"/>
+              <w:top w:type="dxa" w:w="80"/>
               <w:left w:type="dxa" w:w="120"/>
-              <w:bottom w:type="dxa" w:w="60"/>
+              <w:bottom w:type="dxa" w:w="80"/>
               <w:right w:type="dxa" w:w="120"/>
             </w:tcMar>
           </w:tcPr>
@@ -522,20 +1292,90 @@
               <w:right w:val="single" w:color="CCCCCC" w:sz="1"/>
             </w:tcBorders>
             <w:tcMar>
-              <w:top w:type="dxa" w:w="60"/>
+              <w:top w:type="dxa" w:w="80"/>
               <w:left w:type="dxa" w:w="120"/>
-              <w:bottom w:type="dxa" w:w="60"/>
+              <w:bottom w:type="dxa" w:w="80"/>
               <w:right w:type="dxa" w:w="120"/>
             </w:tcMar>
           </w:tcPr>
           <w:p>
-            <w:r>
-              <w:rPr>
-                <w:rFonts w:ascii="Arial" w:cs="Arial" w:eastAsia="Arial" w:hAnsi="Arial"/>
-                <w:sz w:val="20"/>
-                <w:szCs w:val="20"/>
+            <w:pPr>
+              <w:spacing w:after="80" w:before="80"/>
+            </w:pPr>
+            <w:r>
+              <w:rPr>
+                <w:rFonts w:ascii="Arial" w:cs="Arial" w:eastAsia="Arial" w:hAnsi="Arial"/>
+                <w:b/>
+                <w:bCs/>
+                <w:i w:val="false"/>
+                <w:iCs w:val="false"/>
+                <w:color w:val="000000"/>
+                <w:sz w:val="22"/>
+                <w:szCs w:val="22"/>
               </w:rPr>
               <w:t xml:space="preserve">Exit Ticket / Wrap-Up</w:t>
+            </w:r>
+            <w:r>
+              <w:rPr>
+                <w:rFonts w:ascii="Arial" w:cs="Arial" w:eastAsia="Arial" w:hAnsi="Arial"/>
+                <w:sz w:val="20"/>
+                <w:szCs w:val="20"/>
+              </w:rPr>
+              <w:br/>
+              <w:t xml:space="preserve"/>
+            </w:r>
+            <w:r>
+              <w:rPr>
+                <w:rFonts w:ascii="Arial" w:cs="Arial" w:eastAsia="Arial" w:hAnsi="Arial"/>
+                <w:sz w:val="20"/>
+                <w:szCs w:val="20"/>
+              </w:rPr>
+              <w:br/>
+              <w:t xml:space="preserve"/>
+            </w:r>
+            <w:r>
+              <w:rPr>
+                <w:rFonts w:ascii="Arial" w:cs="Arial" w:eastAsia="Arial" w:hAnsi="Arial"/>
+                <w:b w:val="false"/>
+                <w:bCs w:val="false"/>
+                <w:i w:val="false"/>
+                <w:iCs w:val="false"/>
+                <w:color w:val="000000"/>
+                <w:sz w:val="20"/>
+                <w:szCs w:val="20"/>
+              </w:rPr>
+              <w:t xml:space="preserve">Quick Check: Use print() statements strategically to debug programs?</w:t>
+            </w:r>
+            <w:r>
+              <w:rPr>
+                <w:rFonts w:ascii="Arial" w:cs="Arial" w:eastAsia="Arial" w:hAnsi="Arial"/>
+                <w:sz w:val="20"/>
+                <w:szCs w:val="20"/>
+              </w:rPr>
+              <w:br/>
+              <w:t xml:space="preserve"/>
+            </w:r>
+            <w:r>
+              <w:rPr>
+                <w:rFonts w:ascii="Arial" w:cs="Arial" w:eastAsia="Arial" w:hAnsi="Arial"/>
+                <w:sz w:val="20"/>
+                <w:szCs w:val="20"/>
+              </w:rPr>
+              <w:br/>
+              <w:t xml:space="preserve"/>
+            </w:r>
+            <w:r>
+              <w:rPr>
+                <w:rFonts w:ascii="Arial" w:cs="Arial" w:eastAsia="Arial" w:hAnsi="Arial"/>
+                <w:b w:val="false"/>
+                <w:bCs w:val="false"/>
+                <w:i/>
+                <w:iCs/>
+                <w:color w:val="555555"/>
+                <w:sz w:val="20"/>
+                <w:szCs w:val="20"/>
+              </w:rPr>
+              <w:t xml:space="preserve">→ 3–2–1: Name 3 things learned, 2 new vocab words, 1 question you still have.</w:t>
             </w:r>
           </w:p>
         </w:tc>
@@ -759,32 +1599,6 @@
                 <w:sz w:val="18"/>
                 <w:szCs w:val="18"/>
               </w:rPr>
-              <w:t xml:space="preserve"># Example 1: Debugging a buggy loop</w:t>
-            </w:r>
-          </w:p>
-          <w:p>
-            <w:pPr>
-              <w:spacing w:after="20"/>
-            </w:pPr>
-            <w:r>
-              <w:rPr>
-                <w:rFonts w:ascii="Courier New" w:cs="Courier New" w:eastAsia="Courier New" w:hAnsi="Courier New"/>
-                <w:sz w:val="18"/>
-                <w:szCs w:val="18"/>
-              </w:rPr>
-              <w:t xml:space="preserve"># Goal: Print multiples of 3 from 3 to 30</w:t>
-            </w:r>
-          </w:p>
-          <w:p>
-            <w:pPr>
-              <w:spacing w:after="20"/>
-            </w:pPr>
-            <w:r>
-              <w:rPr>
-                <w:rFonts w:ascii="Courier New" w:cs="Courier New" w:eastAsia="Courier New" w:hAnsi="Courier New"/>
-                <w:sz w:val="18"/>
-                <w:szCs w:val="18"/>
-              </w:rPr>
               <w:t xml:space="preserve">for i in range(1, 11):</w:t>
             </w:r>
           </w:p>
@@ -863,19 +1677,6 @@
                 <w:sz w:val="18"/>
                 <w:szCs w:val="18"/>
               </w:rPr>
-              <w:t xml:space="preserve"># Output shows us which multiples get printed and which don't</w:t>
-            </w:r>
-          </w:p>
-          <w:p>
-            <w:pPr>
-              <w:spacing w:after="20"/>
-            </w:pPr>
-            <w:r>
-              <w:rPr>
-                <w:rFonts w:ascii="Courier New" w:cs="Courier New" w:eastAsia="Courier New" w:hAnsi="Courier New"/>
-                <w:sz w:val="18"/>
-                <w:szCs w:val="18"/>
-              </w:rPr>
               <w:t xml:space="preserve"> </w:t>
             </w:r>
           </w:p>
@@ -889,7 +1690,20 @@
                 <w:sz w:val="18"/>
                 <w:szCs w:val="18"/>
               </w:rPr>
-              <w:t xml:space="preserve"># Example 2: Debugging function issues</w:t>
+              <w:t xml:space="preserve"> </w:t>
+            </w:r>
+          </w:p>
+          <w:p>
+            <w:pPr>
+              <w:spacing w:after="20"/>
+            </w:pPr>
+            <w:r>
+              <w:rPr>
+                <w:rFonts w:ascii="Courier New" w:cs="Courier New" w:eastAsia="Courier New" w:hAnsi="Courier New"/>
+                <w:sz w:val="18"/>
+                <w:szCs w:val="18"/>
+              </w:rPr>
+              <w:t xml:space="preserve"> </w:t>
             </w:r>
           </w:p>
           <w:p>
@@ -1045,7 +1859,7 @@
                 <w:sz w:val="18"/>
                 <w:szCs w:val="18"/>
               </w:rPr>
-              <w:t xml:space="preserve"># Example 3: Debugging a list problem</w:t>
+              <w:t xml:space="preserve"> </w:t>
             </w:r>
           </w:p>
           <w:p>
@@ -2138,20 +2952,20 @@
                 <w:sz w:val="18"/>
                 <w:szCs w:val="18"/>
               </w:rPr>
-              <w:t xml:space="preserve"># The bug: we only need to check up to sqrt(num), not all the way to num</w:t>
-            </w:r>
-          </w:p>
-          <w:p>
-            <w:pPr>
-              <w:spacing w:after="20"/>
-            </w:pPr>
-            <w:r>
-              <w:rPr>
-                <w:rFonts w:ascii="Courier New" w:cs="Courier New" w:eastAsia="Courier New" w:hAnsi="Courier New"/>
-                <w:sz w:val="18"/>
-                <w:szCs w:val="18"/>
-              </w:rPr>
-              <w:t xml:space="preserve"># Fixed version:</w:t>
+              <w:t xml:space="preserve"> </w:t>
+            </w:r>
+          </w:p>
+          <w:p>
+            <w:pPr>
+              <w:spacing w:after="20"/>
+            </w:pPr>
+            <w:r>
+              <w:rPr>
+                <w:rFonts w:ascii="Courier New" w:cs="Courier New" w:eastAsia="Courier New" w:hAnsi="Courier New"/>
+                <w:sz w:val="18"/>
+                <w:szCs w:val="18"/>
+              </w:rPr>
+              <w:t xml:space="preserve"> </w:t>
             </w:r>
           </w:p>
           <w:p>
@@ -2362,76 +3176,7 @@
           <w:sz w:val="20"/>
           <w:szCs w:val="20"/>
         </w:rPr>
-        <w:t xml:space="preserve">Challenge: A program that checks if a number is prime has a bug. Add print statements to trace the loop, then identify and fix the bug: &lt;details&gt; &lt;summary&gt;✅ Sample Answers&lt;/summary&gt;</w:t>
-      </w:r>
-    </w:p>
-    <w:p>
-      <w:pPr>
-        <w:spacing w:after="80"/>
-      </w:pPr>
-      <w:r>
-        <w:rPr>
-          <w:rFonts w:ascii="Arial" w:cs="Arial" w:eastAsia="Arial" w:hAnsi="Arial"/>
-          <w:b/>
-          <w:bCs/>
-          <w:sz w:val="20"/>
-          <w:szCs w:val="20"/>
-        </w:rPr>
-        <w:t xml:space="preserve">Problem 4: </w:t>
-      </w:r>
-      <w:r>
-        <w:rPr>
-          <w:rFonts w:ascii="Arial" w:cs="Arial" w:eastAsia="Arial" w:hAnsi="Arial"/>
-          <w:sz w:val="20"/>
-          <w:szCs w:val="20"/>
-        </w:rPr>
-        <w:t xml:space="preserve">:</w:t>
-      </w:r>
-    </w:p>
-    <w:p>
-      <w:pPr>
-        <w:spacing w:after="80"/>
-      </w:pPr>
-      <w:r>
-        <w:rPr>
-          <w:rFonts w:ascii="Arial" w:cs="Arial" w:eastAsia="Arial" w:hAnsi="Arial"/>
-          <w:b/>
-          <w:bCs/>
-          <w:sz w:val="20"/>
-          <w:szCs w:val="20"/>
-        </w:rPr>
-        <w:t xml:space="preserve">Problem 5: </w:t>
-      </w:r>
-      <w:r>
-        <w:rPr>
-          <w:rFonts w:ascii="Arial" w:cs="Arial" w:eastAsia="Arial" w:hAnsi="Arial"/>
-          <w:sz w:val="20"/>
-          <w:szCs w:val="20"/>
-        </w:rPr>
-        <w:t xml:space="preserve">:</w:t>
-      </w:r>
-    </w:p>
-    <w:p>
-      <w:pPr>
-        <w:spacing w:after="80"/>
-      </w:pPr>
-      <w:r>
-        <w:rPr>
-          <w:rFonts w:ascii="Arial" w:cs="Arial" w:eastAsia="Arial" w:hAnsi="Arial"/>
-          <w:b/>
-          <w:bCs/>
-          <w:sz w:val="20"/>
-          <w:szCs w:val="20"/>
-        </w:rPr>
-        <w:t xml:space="preserve">Problem 6: </w:t>
-      </w:r>
-      <w:r>
-        <w:rPr>
-          <w:rFonts w:ascii="Arial" w:cs="Arial" w:eastAsia="Arial" w:hAnsi="Arial"/>
-          <w:sz w:val="20"/>
-          <w:szCs w:val="20"/>
-        </w:rPr>
-        <w:t xml:space="preserve">: &lt;/details&gt; ---</w:t>
+        <w:t xml:space="preserve">Challenge: A program that checks if a number is prime has a bug. Add print statements to trace the loop, then identify and fix the bug: ---</w:t>
       </w:r>
     </w:p>
     <w:p>

--- a/Coding 1 - year/Unit 6 - Debugging and Documentation/Daily Lesson Plans/Word/Day 126.docx
+++ b/Coding 1 - year/Unit 6 - Debugging and Documentation/Daily Lesson Plans/Word/Day 126.docx
@@ -380,7 +380,7 @@
                 <w:sz w:val="20"/>
                 <w:szCs w:val="20"/>
               </w:rPr>
-              <w:t xml:space="preserve">    What do you already know about how to use print() statements strategically to debug programs?</w:t>
+              <w:t xml:space="preserve">    Have you ever used print() statements strategically before? Where might print() statements strategically be useful in a real program?</w:t>
             </w:r>
             <w:r>
               <w:rPr>
@@ -477,7 +477,7 @@
                 <w:sz w:val="20"/>
                 <w:szCs w:val="20"/>
               </w:rPr>
-              <w:t xml:space="preserve">Today's Goal: By the end of class you will be able to use print() statements strategically to debug programs.</w:t>
+              <w:t xml:space="preserve">Today’s Goal: By the end of class you will be able to use print() statements strategically to debug programs.</w:t>
             </w:r>
             <w:r>
               <w:rPr>
@@ -1344,7 +1344,7 @@
                 <w:sz w:val="20"/>
                 <w:szCs w:val="20"/>
               </w:rPr>
-              <w:t xml:space="preserve">Quick Check: Use print() statements strategically to debug programs?</w:t>
+              <w:t xml:space="preserve">Write the key syntax or steps for using print() statements strategically. What's one mistake beginners commonly make?</w:t>
             </w:r>
             <w:r>
               <w:rPr>
